--- a/docs/paper/supplementary.docx
+++ b/docs/paper/supplementary.docx
@@ -254,7 +254,7 @@
         <w:t xml:space="preserve"> </w:t>
       </w:r>
       <w:r>
-        <w:t xml:space="preserve">are not theorems. Notation follows the Nomenclature of the manuscript; in particular</w:t>
+        <w:t xml:space="preserve">are not theorems. Results that also appear in the manuscript keep its numbers (Lemma 1, Theorem 1, Proposition 1, Theorem 2, Proposition 3, Proposition 4); results stated only here are numbered A1, A2, … Notation follows the Nomenclature of the manuscript; in particular</w:t>
       </w:r>
       <w:r>
         <w:t xml:space="preserve"> </w:t>
@@ -1079,7 +1079,7 @@
           <w:bCs/>
           <w:b/>
         </w:rPr>
-        <w:t xml:space="preserve">A.3 Virtual erosion, Lemma 2, Theorem 1 and Corollary 1.</w:t>
+        <w:t xml:space="preserve">A.3 Virtual erosion, Lemma A1, Theorem 1 and Corollary A1.</w:t>
       </w:r>
       <w:r>
         <w:t xml:space="preserve"> </w:t>
@@ -1596,7 +1596,7 @@
           <w:iCs/>
           <w:i/>
         </w:rPr>
-        <w:t xml:space="preserve">Lemma 2.</w:t>
+        <w:t xml:space="preserve">Lemma A1.</w:t>
       </w:r>
       <w:r>
         <w:t xml:space="preserve"> </w:t>
@@ -2306,7 +2306,7 @@
           <w:iCs/>
           <w:i/>
         </w:rPr>
-        <w:t xml:space="preserve">Corollary 1.</w:t>
+        <w:t xml:space="preserve">Corollary A1.</w:t>
       </w:r>
       <w:r>
         <w:t xml:space="preserve"> </w:t>
@@ -2560,7 +2560,7 @@
         <w:t xml:space="preserve"> </w:t>
       </w:r>
       <w:r>
-        <w:t xml:space="preserve">plan is the transfer step of A.7 and A.15; Theorem 1 and Corollary 1 do not depend on it. For CE+ with a non-constant normaliser the pointwise dominance holds for</w:t>
+        <w:t xml:space="preserve">plan is the transfer step of A.7 and A.15; Theorem 1 and Corollary A1 do not depend on it. For CE+ with a non-constant normaliser the pointwise dominance holds for</w:t>
       </w:r>
       <w:r>
         <w:t xml:space="preserve"> </w:t>
@@ -3254,7 +3254,7 @@
           <w:bCs/>
           <w:b/>
         </w:rPr>
-        <w:t xml:space="preserve">A.5 Lemma 3.</w:t>
+        <w:t xml:space="preserve">A.5 Lemma A3 (union bounds are looser).</w:t>
       </w:r>
       <w:r>
         <w:t xml:space="preserve"> </w:t>
@@ -4141,7 +4141,7 @@
           <w:bCs/>
           <w:b/>
         </w:rPr>
-        <w:t xml:space="preserve">A.7 Theorem 2 (multiplicative transfer).</w:t>
+        <w:t xml:space="preserve">A.7 Theorem A1 (multiplicative transfer).</w:t>
       </w:r>
       <w:r>
         <w:t xml:space="preserve"> </w:t>
@@ -5621,7 +5621,7 @@
           <w:bCs/>
           <w:b/>
         </w:rPr>
-        <w:t xml:space="preserve">A.8 Proposition 2 (price of an inflated reference plan).</w:t>
+        <w:t xml:space="preserve">A.8 Proposition A1 (price of an inflated reference plan).</w:t>
       </w:r>
       <w:r>
         <w:t xml:space="preserve"> </w:t>
@@ -6421,7 +6421,7 @@
           <w:bCs/>
           <w:b/>
         </w:rPr>
-        <w:t xml:space="preserve">A.9 Proposition 3.</w:t>
+        <w:t xml:space="preserve">A.9 Proposition A2 (training-only gating).</w:t>
       </w:r>
       <w:r>
         <w:t xml:space="preserve"> </w:t>
@@ -6793,7 +6793,7 @@
           <w:bCs/>
           <w:b/>
         </w:rPr>
-        <w:t xml:space="preserve">A.10 Proposition 4 (conditional Gaussianity).</w:t>
+        <w:t xml:space="preserve">A.10 Proposition A3 (conditional Gaussianity).</w:t>
       </w:r>
       <w:r>
         <w:t xml:space="preserve"> </w:t>
@@ -7120,7 +7120,7 @@
         <w:t xml:space="preserve">for the time-invariant L1</w:t>
       </w:r>
       <w:r>
-        <w:t xml:space="preserve">; the refinements of Appendix B.1 (pass-specific observation weights, linearisation along a plan-dependent trajectory, describing functions that depend on the mean) make the covariance plan-dependent, so in the model actually used Proposition 4 holds only approximately.</w:t>
+        <w:t xml:space="preserve">; the refinements of Appendix B.1 (pass-specific observation weights, linearisation along a plan-dependent trajectory, describing functions that depend on the mean) make the covariance plan-dependent, so in the model actually used Proposition A3 holds only approximately.</w:t>
       </w:r>
       <w:r>
         <w:t xml:space="preserve"> </w:t>
@@ -7143,7 +7143,7 @@
           <w:bCs/>
           <w:b/>
         </w:rPr>
-        <w:t xml:space="preserve">A.11 Theorem 3(a) (Kac–Rice).</w:t>
+        <w:t xml:space="preserve">A.11 Theorem A2(a) (Kac–Rice).</w:t>
       </w:r>
       <w:r>
         <w:t xml:space="preserve"> </w:t>
@@ -8373,7 +8373,7 @@
           <w:bCs/>
           <w:b/>
         </w:rPr>
-        <w:t xml:space="preserve">A.12 Theorem 3(b) (field-edge terms).</w:t>
+        <w:t xml:space="preserve">A.12 Theorem A2(b) (field-edge terms).</w:t>
       </w:r>
       <w:r>
         <w:t xml:space="preserve"> </w:t>
@@ -8899,7 +8899,7 @@
           <w:bCs/>
           <w:b/>
         </w:rPr>
-        <w:t xml:space="preserve">A.13 Theorem 4 (Bonferroni sandwich).</w:t>
+        <w:t xml:space="preserve">A.13 Theorem A3 (Bonferroni sandwich).</w:t>
       </w:r>
       <w:r>
         <w:t xml:space="preserve"> </w:t>
@@ -9875,7 +9875,7 @@
         </m:r>
       </m:oMath>
       <w:r>
-        <w:t xml:space="preserve">; the accuracy of the product form is established empirically (Table S5: 0.888, 0.882 and 0.900 against a true 0.900), not by Theorem 4. A sharper bound would bound</w:t>
+        <w:t xml:space="preserve">; the accuracy of the product form is established empirically (Table S5: 0.888, 0.882 and 0.900 against a true 0.900), not by Theorem A3. A sharper bound would bound</w:t>
       </w:r>
       <w:r>
         <w:t xml:space="preserve"> </w:t>
@@ -10409,13 +10409,13 @@
           <w:bCs/>
           <w:b/>
         </w:rPr>
-        <w:t xml:space="preserve">A.14 Lemma 4 (mixed representation) and the extremal index.</w:t>
-      </w:r>
-      <w:r>
-        <w:t xml:space="preserve"> </w:t>
-      </w:r>
-      <w:r>
-        <w:t xml:space="preserve">Integrate Theorem 4 over</w:t>
+        <w:t xml:space="preserve">A.14 Lemma A2 (mixed representation) and the extremal index.</w:t>
+      </w:r>
+      <w:r>
+        <w:t xml:space="preserve"> </w:t>
+      </w:r>
+      <w:r>
+        <w:t xml:space="preserve">Integrate Theorem A3 over</w:t>
       </w:r>
       <w:r>
         <w:t xml:space="preserve"> </w:t>
@@ -11178,7 +11178,7 @@
           <w:bCs/>
           <w:b/>
         </w:rPr>
-        <w:t xml:space="preserve">A.15 Theorem 5 (transfer under superposition).</w:t>
+        <w:t xml:space="preserve">A.15 Theorem 2 (transfer under superposition).</w:t>
       </w:r>
       <w:r>
         <w:t xml:space="preserve"> </w:t>
@@ -13529,7 +13529,7 @@
           <w:bCs/>
           <w:b/>
         </w:rPr>
-        <w:t xml:space="preserve">A.17 Proposition 5 (cross-field validity).</w:t>
+        <w:t xml:space="preserve">A.17 Proposition 3 (cross-field validity).</w:t>
       </w:r>
       <w:r>
         <w:t xml:space="preserve"> </w:t>
@@ -14457,7 +14457,7 @@
           <w:bCs/>
           <w:b/>
         </w:rPr>
-        <w:t xml:space="preserve">A.19 Proposition 7.</w:t>
+        <w:t xml:space="preserve">A.19 Proposition A4 (per-field validity criteria).</w:t>
       </w:r>
       <w:r>
         <w:t xml:space="preserve"> </w:t>
@@ -14681,7 +14681,7 @@
           <w:bCs/>
           <w:b/>
         </w:rPr>
-        <w:t xml:space="preserve">A.20 Proposition 8 (margin inflation under the ideal scale).</w:t>
+        <w:t xml:space="preserve">A.20 Proposition 4 (margin inflation under the ideal scale).</w:t>
       </w:r>
       <w:r>
         <w:t xml:space="preserve"> </w:t>
@@ -16589,7 +16589,7 @@
           <w:iCs/>
           <w:i/>
         </w:rPr>
-        <w:t xml:space="preserve">(cm), predicted / simulated, all development versions (manuscript Table 3 shows first and final versions).</w:t>
+        <w:t xml:space="preserve">(cm), predicted / simulated, all development versions (the first manuscript version showed the first and final versions).</w:t>
       </w:r>
     </w:p>
     <w:p>
@@ -16728,7 +16728,7 @@
         <w:pStyle w:val="FirstParagraph"/>
       </w:pPr>
       <w:r>
-        <w:t xml:space="preserve">The edge terms of Theorem 3(b) went through three versions, each checked against the empirical 0.9 quantile of 200 independent runs on the reference plan (</w:t>
+        <w:t xml:space="preserve">The edge terms of Theorem A2(b) went through three versions, each checked against the empirical 0.9 quantile of 200 independent runs on the reference plan (</w:t>
       </w:r>
       <w:r>
         <w:rPr>
@@ -19354,7 +19354,7 @@
         <w:t xml:space="preserve">core.load_fields(seed=0)</w:t>
       </w:r>
       <w:r>
-        <w:t xml:space="preserve">. Indices 0–4: training fields (CE+ fitting, farmer tuning, reference erosion). 5–19: earlier system experiments v3–v6 (which answer a different question with target-field data) and the E-low v3 test fields; no E-low design or analysis used them before E-low v3. 20–49: v7 system comparison. 50–79: v8 confirmatory system comparison, E-low v2 test fields and the E-low v3 calibration pool (the v8 method choice was fixed before E-low v2). 80 onward: E-low v1, all exploratory analyses that led to E-low v2, and the E-low v3 training pool (gate and CQR fitting only). The resampling check (manuscript Section 6.5) reuses the v2 and v3 fields with new historical-run banks.</w:t>
+        <w:t xml:space="preserve">. Indices 0–4: training fields (CE+ fitting, farmer tuning, reference erosion). 5–19: earlier system experiments v3–v6 (which answer a different question with target-field data) and the E-low v3 test fields; no E-low design or analysis used them before E-low v3. 20–49: v7 system comparison. 50–79: v8 confirmatory system comparison, E-low v2 test fields and the E-low v3 calibration pool (the v8 method choice was fixed before E-low v2). 80 onward: E-low v1, all exploratory analyses that led to E-low v2, and the E-low v3 training pool (gate and CQR fitting only). The resampling check (manuscript Section 6.4, Experiment B4) reuses the v2 and v3 fields with new historical-run banks.</w:t>
       </w:r>
     </w:p>
     <w:bookmarkEnd w:id="27"/>
@@ -20285,7 +20285,7 @@
         <w:t xml:space="preserve">docs/prereg_validity.md</w:t>
       </w:r>
       <w:r>
-        <w:t xml:space="preserve">): see manuscript Section 6.5.</w:t>
+        <w:t xml:space="preserve">): see manuscript Section 6.4, Experiment B4.</w:t>
       </w:r>
     </w:p>
     <w:bookmarkEnd w:id="29"/>
@@ -24256,7 +24256,7 @@
         <w:t xml:space="preserve"> </w:t>
       </w:r>
       <w:r>
-        <w:t xml:space="preserve">Vendor-specification overlap reached a meet rate of 0.00 in all three regimes on every stack (BCD + LQR-I regret −7.07 pp in R1, −22.04 pp in R2, −7.45 pp in R3): it is cheap because it misses on almost every run. GP cautious margins without Bonferroni and pointwise Gaussian belief had meet rate 0.00 in R1 and R2; model-based MC and Rice-corrected Gaussian belief met the target on 0.43 and 0.30 of R2 fields. Within the conformal class on the same stack, every baseline with meet ≥ 0.9 was dominated (equal or higher meet rate and lower regret) by a CE variant, with two exceptions: CPrP in R2 (meet 0.933, regret 0.96 pp; CE+ regret 0.003 pp at meet 0.900) and GP cautious margin with Bonferroni in R3 (meet 0.97, regret 2.00 pp; CE 2.16 pp at meet 1.00). In R3, CE-q (regret 0.409, meet 0.867) had lower regret than CE+ (0.957, meet 0.833); CE+’s R3 meet rate is at the level Proposition 7 predicts for an exactly calibrated marginal method.</w:t>
+        <w:t xml:space="preserve">Vendor-specification overlap reached a meet rate of 0.00 in all three regimes on every stack (BCD + LQR-I regret −7.07 pp in R1, −22.04 pp in R2, −7.45 pp in R3): it is cheap because it misses on almost every run. GP cautious margins without Bonferroni and pointwise Gaussian belief had meet rate 0.00 in R1 and R2; model-based MC and Rice-corrected Gaussian belief met the target on 0.43 and 0.30 of R2 fields. Within the conformal class on the same stack, every baseline with meet ≥ 0.9 was dominated (equal or higher meet rate and lower regret) by a CE variant, with two exceptions: CPrP in R2 (meet 0.933, regret 0.96 pp; CE+ regret 0.003 pp at meet 0.900) and GP cautious margin with Bonferroni in R3 (meet 0.97, regret 2.00 pp; CE 2.16 pp at meet 1.00). In R3, CE-q (regret 0.409, meet 0.867) had lower regret than CE+ (0.957, meet 0.833); CE+’s R3 meet rate is at the level Proposition A4 predicts for an exactly calibrated marginal method.</w:t>
       </w:r>
     </w:p>
     <w:bookmarkEnd w:id="33"/>
@@ -34291,7 +34291,7 @@
           <w:iCs/>
           <w:i/>
         </w:rPr>
-        <w:t xml:space="preserve">Table S12a. Information-limit prediction of Proposition 8 (post hoc;</w:t>
+        <w:t xml:space="preserve">Table S12a. Information-limit prediction of Proposition 4 (post hoc;</w:t>
       </w:r>
       <w:r>
         <w:rPr>
@@ -34313,7 +34313,7 @@
           <w:iCs/>
           <w:i/>
         </w:rPr>
-        <w:t xml:space="preserve">). Underlying data of manuscript Fig. 7.</w:t>
+        <w:t xml:space="preserve">). Underlying data of Fig. S3.</w:t>
       </w:r>
     </w:p>
     <w:p>
@@ -34378,7 +34378,7 @@
         <w:t xml:space="preserve"> </w:t>
       </w:r>
       <w:r>
-        <w:t xml:space="preserve">Margin inflation under the ideal scale (Proposition 4 of the manuscript; post hoc). Blue line and box: prediction from the model alone (mean ± standard deviation over 2000 simulated calibrations,</w:t>
+        <w:t xml:space="preserve">Margin inflation under the ideal scale (Proposition A3 of the manuscript; post hoc). Blue line and box: prediction from the model alone (mean ± standard deviation over 2000 simulated calibrations,</w:t>
       </w:r>
       <w:r>
         <w:t xml:space="preserve"> </w:t>
@@ -35819,7 +35819,7 @@
           <w:iCs/>
           <w:i/>
         </w:rPr>
-        <w:t xml:space="preserve">on the 30 v2 test fields (lower is better), mean over 40 random training subsets (one subset for the full pool). Post hoc; underlying data of manuscript Fig. 6.</w:t>
+        <w:t xml:space="preserve">on the 30 v2 test fields (lower is better), mean over 40 random training subsets (one subset for the full pool). Post hoc; underlying data of Fig. S2.</w:t>
       </w:r>
     </w:p>
     <w:p>
@@ -39184,7 +39184,7 @@
         <w:t xml:space="preserve">Realised marginal coverage of CE-EVT-R in R1 was 0.877</w:t>
       </w:r>
       <w:r>
-        <w:t xml:space="preserve">, below the registered 0.89 threshold, so CE-EVT-R was formally invalid in that cell (as was CQR, 0.861), although coverage is averaged over 400 calibration subsets; these are all drawn from the same 30 fields with the same single historical run per field, so the luck of those runs is not averaged out (resolved by the resampling check, manuscript Section 6.5).</w:t>
+        <w:t xml:space="preserve">, below the registered 0.89 threshold, so CE-EVT-R was formally invalid in that cell (as was CQR, 0.861), although coverage is averaged over 400 calibration subsets; these are all drawn from the same 30 fields with the same single historical run per field, so the luck of those runs is not averaged out (resolved by the resampling check, manuscript Section 6.4, Experiment B4).</w:t>
       </w:r>
     </w:p>
     <w:tbl>
@@ -46241,7 +46241,7 @@
           <w:iCs/>
           <w:i/>
         </w:rPr>
-        <w:t xml:space="preserve">Table S23. Experiment A1: every CE / CE+ row on every planner–controller stack (descriptive). A correctly calibrated marginal method meets the per-field test on about 85% of fields and a PAC method on about 99% (Proposition 7). The one failure is CE+ on follow-previous-pass guidance in R2 (P 0.850, meet 0.70).</w:t>
+        <w:t xml:space="preserve">Table S23. Experiment A1: every CE / CE+ row on every planner–controller stack (descriptive). A correctly calibrated marginal method meets the per-field test on about 85% of fields and a PAC method on about 99% (Proposition A4). The one failure is CE+ on follow-previous-pass guidance in R2 (P 0.850, meet 0.70).</w:t>
       </w:r>
     </w:p>
     <w:tbl>
@@ -53893,7 +53893,7 @@
         <w:rPr>
           <w:rStyle w:val="VerbatimChar"/>
         </w:rPr>
-        <w:t xml:space="preserve">== R1: 35 fields</w:t>
+        <w:t xml:space="preserve">== R1: 45 fields</w:t>
       </w:r>
       <w:r>
         <w:br/>
@@ -53911,7 +53911,7 @@
         <w:rPr>
           <w:rStyle w:val="VerbatimChar"/>
         </w:rPr>
-        <w:t xml:space="preserve">  vendor 2x p2p                     0.000      2.15     0.159       2.30       2.62       3.73       6.91      18.02      49.78</w:t>
+        <w:t xml:space="preserve">  vendor 2x p2p                     0.000      2.12     0.160       2.28       2.60       3.72       6.92      18.10      50.04</w:t>
       </w:r>
       <w:r>
         <w:br/>
@@ -53920,7 +53920,7 @@
         <w:rPr>
           <w:rStyle w:val="VerbatimChar"/>
         </w:rPr>
-        <w:t xml:space="preserve">  farmer-tuned                      0.879      9.05     0.001       9.05       9.06       9.06       9.07       9.12       9.26</w:t>
+        <w:t xml:space="preserve">  farmer-tuned                      0.882      9.05     0.001       9.05       9.05       9.06       9.07       9.11       9.24</w:t>
       </w:r>
       <w:r>
         <w:br/>
@@ -53929,7 +53929,7 @@
         <w:rPr>
           <w:rStyle w:val="VerbatimChar"/>
         </w:rPr>
-        <w:t xml:space="preserve">  0.9-oracle (ideal eps=0.1)        0.900      8.93     0.001       8.93       8.93       8.94       8.95       9.00       9.13</w:t>
+        <w:t xml:space="preserve">  0.9-oracle (ideal eps=0.1)        0.900      8.91     0.001       8.91       8.92       8.92       8.93       8.98       9.11</w:t>
       </w:r>
       <w:r>
         <w:br/>
@@ -53938,7 +53938,7 @@
         <w:rPr>
           <w:rStyle w:val="VerbatimChar"/>
         </w:rPr>
-        <w:t xml:space="preserve">  CE-q n=100 marginal               0.896      9.14     0.001       9.14       9.14       9.14       9.16       9.21       9.35</w:t>
+        <w:t xml:space="preserve">  CE-q n=100 marginal               0.901      9.16     0.001       9.16       9.16       9.17       9.18       9.23       9.36</w:t>
       </w:r>
       <w:r>
         <w:br/>
@@ -53947,7 +53947,7 @@
         <w:rPr>
           <w:rStyle w:val="VerbatimChar"/>
         </w:rPr>
-        <w:t xml:space="preserve">  CE-q n=22 PAC                     0.947     12.32     0.000      12.32      12.32      12.32      12.33      12.36      12.46</w:t>
+        <w:t xml:space="preserve">  CE-q n=22 PAC                     0.953     12.89     0.000      12.89      12.89      12.89      12.90      12.92      13.00</w:t>
       </w:r>
       <w:r>
         <w:br/>
@@ -53956,7 +53956,7 @@
         <w:rPr>
           <w:rStyle w:val="VerbatimChar"/>
         </w:rPr>
-        <w:t xml:space="preserve">  cost-optimal r=1                  0.024      2.15     0.153       2.30       2.61       3.68       6.75      17.48      48.14</w:t>
+        <w:t xml:space="preserve">  cost-optimal r=1                  0.019      2.12     0.153       2.27       2.58       3.65       6.72      17.45      48.10</w:t>
       </w:r>
       <w:r>
         <w:br/>
@@ -53965,7 +53965,7 @@
         <w:rPr>
           <w:rStyle w:val="VerbatimChar"/>
         </w:rPr>
-        <w:t xml:space="preserve">  cost-optimal r=3                  0.024      2.15     0.151       2.30       2.60       3.66       6.68      17.26      47.48</w:t>
+        <w:t xml:space="preserve">  cost-optimal r=3                  0.019      2.12     0.151       2.27       2.58       3.63       6.66      17.25      47.50</w:t>
       </w:r>
       <w:r>
         <w:br/>
@@ -53974,7 +53974,7 @@
         <w:rPr>
           <w:rStyle w:val="VerbatimChar"/>
         </w:rPr>
-        <w:t xml:space="preserve">  cost-optimal r=10                 0.025      2.47     0.110       2.58       2.80       3.57       5.77      13.48      35.50</w:t>
+        <w:t xml:space="preserve">  cost-optimal r=10                 0.020      2.46     0.108       2.57       2.78       3.54       5.69      13.22      34.72</w:t>
       </w:r>
       <w:r>
         <w:br/>
@@ -53983,7 +53983,7 @@
         <w:rPr>
           <w:rStyle w:val="VerbatimChar"/>
         </w:rPr>
-        <w:t xml:space="preserve">  cost-optimal r=30                 0.083      3.79     0.031       3.83       3.89       4.11       4.73       6.93      13.19</w:t>
+        <w:t xml:space="preserve">  cost-optimal r=30                 0.074      3.72     0.032       3.75       3.82       4.04       4.69       6.96      13.45</w:t>
       </w:r>
       <w:r>
         <w:br/>
@@ -53992,7 +53992,7 @@
         <w:rPr>
           <w:rStyle w:val="VerbatimChar"/>
         </w:rPr>
-        <w:t xml:space="preserve">  cost-optimal r=100                0.241      4.85     0.011       4.86       4.88       4.96       5.17       5.93       8.09</w:t>
+        <w:t xml:space="preserve">  cost-optimal r=100                0.243      4.84     0.011       4.85       4.87       4.94       5.16       5.92       8.08</w:t>
       </w:r>
       <w:r>
         <w:br/>
@@ -54001,7 +54001,7 @@
         <w:rPr>
           <w:rStyle w:val="VerbatimChar"/>
         </w:rPr>
-        <w:t xml:space="preserve">  cost-optimal r=300                0.488      5.95     0.004       5.96       5.96       5.99       6.07       6.34       7.11</w:t>
+        <w:t xml:space="preserve">  cost-optimal r=300                0.495      5.96     0.004       5.96       5.97       6.00       6.07       6.34       7.10</w:t>
       </w:r>
       <w:r>
         <w:br/>
@@ -54010,7 +54010,7 @@
         <w:rPr>
           <w:rStyle w:val="VerbatimChar"/>
         </w:rPr>
-        <w:t xml:space="preserve">  break-even r (0.9-oracle vs vendor): 42.9</w:t>
+        <w:t xml:space="preserve">  break-even r (0.9-oracle vs vendor): 42.7</w:t>
       </w:r>
       <w:r>
         <w:br/>
@@ -54019,7 +54019,7 @@
         <w:rPr>
           <w:rStyle w:val="VerbatimChar"/>
         </w:rPr>
-        <w:t xml:space="preserve">  break-even r (0.9-oracle vs farmer-tuned): -52435.1</w:t>
+        <w:t xml:space="preserve">  break-even r (0.9-oracle vs farmer-tuned): none (no fewer misses)</w:t>
       </w:r>
       <w:r>
         <w:br/>
@@ -54037,7 +54037,7 @@
         <w:rPr>
           <w:rStyle w:val="VerbatimChar"/>
         </w:rPr>
-        <w:t xml:space="preserve">  gap tolerance tau = 5 cm: overlap saved 1.99 pp (margin lowered by tau/2)</w:t>
+        <w:t xml:space="preserve">  gap tolerance tau = 5 cm: overlap saved 2.03 pp (margin lowered by tau/2)</w:t>
       </w:r>
       <w:r>
         <w:br/>
@@ -54046,7 +54046,7 @@
         <w:rPr>
           <w:rStyle w:val="VerbatimChar"/>
         </w:rPr>
-        <w:t xml:space="preserve">  gap tolerance tau = 10 cm: overlap saved 3.79 pp (margin lowered by tau/2)</w:t>
+        <w:t xml:space="preserve">  gap tolerance tau = 10 cm: overlap saved 3.86 pp (margin lowered by tau/2)</w:t>
       </w:r>
       <w:r>
         <w:br/>
@@ -54058,7 +54058,7 @@
         <w:rPr>
           <w:rStyle w:val="VerbatimChar"/>
         </w:rPr>
-        <w:t xml:space="preserve">== R2: 35 fields</w:t>
+        <w:t xml:space="preserve">== R2: 45 fields</w:t>
       </w:r>
       <w:r>
         <w:br/>
@@ -54076,7 +54076,7 @@
         <w:rPr>
           <w:rStyle w:val="VerbatimChar"/>
         </w:rPr>
-        <w:t xml:space="preserve">  vendor 2x p2p                     0.000      5.39     0.340       5.73       6.41       8.78      15.58      39.36     107.32</w:t>
+        <w:t xml:space="preserve">  vendor 2x p2p                     0.000      5.38     0.336       5.72       6.39       8.74      15.45      38.95     106.09</w:t>
       </w:r>
       <w:r>
         <w:br/>
@@ -54085,7 +54085,7 @@
         <w:rPr>
           <w:rStyle w:val="VerbatimChar"/>
         </w:rPr>
-        <w:t xml:space="preserve">  farmer-tuned                      0.847     23.02     0.001      23.02      23.02      23.03      23.05      23.11      23.28</w:t>
+        <w:t xml:space="preserve">  farmer-tuned                      0.844     23.02     0.001      23.02      23.02      23.03      23.05      23.11      23.30</w:t>
       </w:r>
       <w:r>
         <w:br/>
@@ -54094,7 +54094,7 @@
         <w:rPr>
           <w:rStyle w:val="VerbatimChar"/>
         </w:rPr>
-        <w:t xml:space="preserve">  0.9-oracle (ideal eps=0.1)        0.900     24.83     0.001      24.83      24.83      24.83      24.84      24.88      24.99</w:t>
+        <w:t xml:space="preserve">  0.9-oracle (ideal eps=0.1)        0.900     24.93     0.001      24.93      24.94      24.94      24.95      24.99      25.11</w:t>
       </w:r>
       <w:r>
         <w:br/>
@@ -54103,7 +54103,7 @@
         <w:rPr>
           <w:rStyle w:val="VerbatimChar"/>
         </w:rPr>
-        <w:t xml:space="preserve">  CE-q n=100 marginal               0.907     25.54     0.001      25.54      25.54      25.54      25.56      25.59      25.70</w:t>
+        <w:t xml:space="preserve">  CE-q n=100 marginal               0.909     25.64     0.001      25.64      25.64      25.65      25.66      25.70      25.82</w:t>
       </w:r>
       <w:r>
         <w:br/>
@@ -54112,7 +54112,7 @@
         <w:rPr>
           <w:rStyle w:val="VerbatimChar"/>
         </w:rPr>
-        <w:t xml:space="preserve">  CE-q n=22 PAC                     0.969     34.27     0.000      34.27      34.27      34.27      34.27      34.29      34.33</w:t>
+        <w:t xml:space="preserve">  CE-q n=22 PAC                     0.969     34.81     0.000      34.81      34.81      34.81      34.82      34.84      34.89</w:t>
       </w:r>
       <w:r>
         <w:br/>
@@ -54121,7 +54121,7 @@
         <w:rPr>
           <w:rStyle w:val="VerbatimChar"/>
         </w:rPr>
-        <w:t xml:space="preserve">  cost-optimal r=1                  0.000      5.39     0.336       5.72       6.40       8.75      15.48      39.03     106.32</w:t>
+        <w:t xml:space="preserve">  cost-optimal r=1                  0.000      5.38     0.333       5.72       6.38       8.71      15.38      38.69     105.31</w:t>
       </w:r>
       <w:r>
         <w:br/>
@@ -54130,7 +54130,7 @@
         <w:rPr>
           <w:rStyle w:val="VerbatimChar"/>
         </w:rPr>
-        <w:t xml:space="preserve">  cost-optimal r=3                  0.000      5.41     0.330       5.74       6.39       8.70      15.30      38.39     104.35</w:t>
+        <w:t xml:space="preserve">  cost-optimal r=3                  0.000      5.40     0.328       5.72       6.38       8.68      15.24      38.19     103.78</w:t>
       </w:r>
       <w:r>
         <w:br/>
@@ -54139,7 +54139,7 @@
         <w:rPr>
           <w:rStyle w:val="VerbatimChar"/>
         </w:rPr>
-        <w:t xml:space="preserve">  cost-optimal r=10                 0.000      5.88     0.272       6.15       6.69       8.60      14.03      33.06      87.44</w:t>
+        <w:t xml:space="preserve">  cost-optimal r=10                 0.000      5.86     0.272       6.13       6.68       8.58      14.01      33.03      87.36</w:t>
       </w:r>
       <w:r>
         <w:br/>
@@ -54148,7 +54148,7 @@
         <w:rPr>
           <w:rStyle w:val="VerbatimChar"/>
         </w:rPr>
-        <w:t xml:space="preserve">  cost-optimal r=30                 0.007      8.91     0.090       9.00       9.18       9.81      11.60      17.88      35.81</w:t>
+        <w:t xml:space="preserve">  cost-optimal r=30                 0.005      8.88     0.090       8.97       9.15       9.78      11.58      17.87      35.84</w:t>
       </w:r>
       <w:r>
         <w:br/>
@@ -54157,7 +54157,7 @@
         <w:rPr>
           <w:rStyle w:val="VerbatimChar"/>
         </w:rPr>
-        <w:t xml:space="preserve">  cost-optimal r=100                0.114     12.17     0.026      12.20      12.25      12.44      12.97      14.82      20.10</w:t>
+        <w:t xml:space="preserve">  cost-optimal r=100                0.108     12.16     0.026      12.19      12.24      12.42      12.95      14.78      20.02</w:t>
       </w:r>
       <w:r>
         <w:br/>
@@ -54166,7 +54166,7 @@
         <w:rPr>
           <w:rStyle w:val="VerbatimChar"/>
         </w:rPr>
-        <w:t xml:space="preserve">  cost-optimal r=300                0.330     15.03     0.009      15.03      15.05      15.12      15.30      15.95      17.78</w:t>
+        <w:t xml:space="preserve">  cost-optimal r=300                0.317     14.95     0.009      14.96      14.98      15.04      15.23      15.88      17.75</w:t>
       </w:r>
       <w:r>
         <w:br/>
@@ -54175,7 +54175,7 @@
         <w:rPr>
           <w:rStyle w:val="VerbatimChar"/>
         </w:rPr>
-        <w:t xml:space="preserve">  break-even r (0.9-oracle vs vendor): 57.3</w:t>
+        <w:t xml:space="preserve">  break-even r (0.9-oracle vs vendor): 58.3</w:t>
       </w:r>
       <w:r>
         <w:br/>
@@ -54184,7 +54184,7 @@
         <w:rPr>
           <w:rStyle w:val="VerbatimChar"/>
         </w:rPr>
-        <w:t xml:space="preserve">  break-even r (0.9-oracle vs farmer-tuned): 6025.7</w:t>
+        <w:t xml:space="preserve">  break-even r (0.9-oracle vs farmer-tuned): 5829.6</w:t>
       </w:r>
       <w:r>
         <w:br/>
@@ -54193,7 +54193,7 @@
         <w:rPr>
           <w:rStyle w:val="VerbatimChar"/>
         </w:rPr>
-        <w:t xml:space="preserve">  gap tolerance tau = 2 cm: overlap saved 2.03 pp (margin lowered by tau/2)</w:t>
+        <w:t xml:space="preserve">  gap tolerance tau = 2 cm: overlap saved 2.04 pp (margin lowered by tau/2)</w:t>
       </w:r>
       <w:r>
         <w:br/>
@@ -54202,7 +54202,7 @@
         <w:rPr>
           <w:rStyle w:val="VerbatimChar"/>
         </w:rPr>
-        <w:t xml:space="preserve">  gap tolerance tau = 5 cm: overlap saved 5.00 pp (margin lowered by tau/2)</w:t>
+        <w:t xml:space="preserve">  gap tolerance tau = 5 cm: overlap saved 5.01 pp (margin lowered by tau/2)</w:t>
       </w:r>
       <w:r>
         <w:br/>
@@ -54211,7 +54211,7 @@
         <w:rPr>
           <w:rStyle w:val="VerbatimChar"/>
         </w:rPr>
-        <w:t xml:space="preserve">  gap tolerance tau = 10 cm: overlap saved 9.55 pp (margin lowered by tau/2)</w:t>
+        <w:t xml:space="preserve">  gap tolerance tau = 10 cm: overlap saved 9.58 pp (margin lowered by tau/2)</w:t>
       </w:r>
       <w:r>
         <w:br/>
@@ -54223,7 +54223,7 @@
         <w:rPr>
           <w:rStyle w:val="VerbatimChar"/>
         </w:rPr>
-        <w:t xml:space="preserve">== R3: 35 fields</w:t>
+        <w:t xml:space="preserve">== R3: 45 fields</w:t>
       </w:r>
       <w:r>
         <w:br/>
@@ -54241,7 +54241,7 @@
         <w:rPr>
           <w:rStyle w:val="VerbatimChar"/>
         </w:rPr>
-        <w:t xml:space="preserve">  vendor 2x p2p                     0.435      7.59     0.111       7.70       7.93       8.71      10.93      18.71      40.95</w:t>
+        <w:t xml:space="preserve">  vendor 2x p2p                     0.437      7.56     0.112       7.67       7.90       8.68      10.91      18.73      41.07</w:t>
       </w:r>
       <w:r>
         <w:br/>
@@ -54250,7 +54250,7 @@
         <w:rPr>
           <w:rStyle w:val="VerbatimChar"/>
         </w:rPr>
-        <w:t xml:space="preserve">  farmer-tuned                      0.850     13.25     0.032      13.28      13.34      13.57      14.21      16.47      22.90</w:t>
+        <w:t xml:space="preserve">  farmer-tuned                      0.853     13.35     0.033      13.38      13.45      13.68      14.33      16.62      23.16</w:t>
       </w:r>
       <w:r>
         <w:br/>
@@ -54259,7 +54259,7 @@
         <w:rPr>
           <w:rStyle w:val="VerbatimChar"/>
         </w:rPr>
-        <w:t xml:space="preserve">  0.9-oracle (ideal eps=0.1)        0.900     15.12     0.025      15.15      15.20      15.37      15.88      17.63      22.65</w:t>
+        <w:t xml:space="preserve">  0.9-oracle (ideal eps=0.1)        0.900     15.10     0.026      15.12      15.18      15.36      15.88      17.69      22.87</w:t>
       </w:r>
       <w:r>
         <w:br/>
@@ -54268,7 +54268,7 @@
         <w:rPr>
           <w:rStyle w:val="VerbatimChar"/>
         </w:rPr>
-        <w:t xml:space="preserve">  CE-q n=100 marginal               0.904     15.98     0.024      16.00      16.05      16.21      16.68      18.33      23.03</w:t>
+        <w:t xml:space="preserve">  CE-q n=100 marginal               0.903     15.74     0.025      15.76      15.81      15.99      16.48      18.22      23.19</w:t>
       </w:r>
       <w:r>
         <w:br/>
@@ -54277,7 +54277,7 @@
         <w:rPr>
           <w:rStyle w:val="VerbatimChar"/>
         </w:rPr>
-        <w:t xml:space="preserve">  CE-q n=22 PAC                     0.949     29.41     0.013      29.42      29.45      29.54      29.80      30.70      33.27</w:t>
+        <w:t xml:space="preserve">  CE-q n=22 PAC                     0.950     29.34     0.013      29.35      29.38      29.47      29.73      30.65      33.26</w:t>
       </w:r>
       <w:r>
         <w:br/>
@@ -54286,7 +54286,7 @@
         <w:rPr>
           <w:rStyle w:val="VerbatimChar"/>
         </w:rPr>
-        <w:t xml:space="preserve">  cost-optimal r=1                  0.114      3.98     0.341       4.32       5.00       7.39      14.22      38.11     106.36</w:t>
+        <w:t xml:space="preserve">  cost-optimal r=1                  0.105      3.98     0.351       4.33       5.03       7.49      14.52      39.12     109.39</w:t>
       </w:r>
       <w:r>
         <w:br/>
@@ -54295,7 +54295,7 @@
         <w:rPr>
           <w:rStyle w:val="VerbatimChar"/>
         </w:rPr>
-        <w:t xml:space="preserve">  cost-optimal r=3                  0.153      4.03     0.320       4.35       4.99       7.23      13.64      36.06     100.12</w:t>
+        <w:t xml:space="preserve">  cost-optimal r=3                  0.135      4.02     0.335       4.35       5.02       7.37      14.07      37.52     104.54</w:t>
       </w:r>
       <w:r>
         <w:br/>
@@ -54304,7 +54304,7 @@
         <w:rPr>
           <w:rStyle w:val="VerbatimChar"/>
         </w:rPr>
-        <w:t xml:space="preserve">  cost-optimal r=10                 0.213      4.50     0.255       4.75       5.26       7.05      12.15      30.00      81.02</w:t>
+        <w:t xml:space="preserve">  cost-optimal r=10                 0.207      4.63     0.252       4.88       5.38       7.15      12.18      29.80      80.14</w:t>
       </w:r>
       <w:r>
         <w:br/>
@@ -54313,7 +54313,7 @@
         <w:rPr>
           <w:rStyle w:val="VerbatimChar"/>
         </w:rPr>
-        <w:t xml:space="preserve">  cost-optimal r=30                 0.465      7.05     0.107       7.16       7.38       8.12      10.26      17.75      39.14</w:t>
+        <w:t xml:space="preserve">  cost-optimal r=30                 0.472      7.12     0.106       7.23       7.44       8.19      10.31      17.75      38.99</w:t>
       </w:r>
       <w:r>
         <w:br/>
@@ -54322,7 +54322,7 @@
         <w:rPr>
           <w:rStyle w:val="VerbatimChar"/>
         </w:rPr>
-        <w:t xml:space="preserve">  cost-optimal r=100                0.736     10.21     0.048      10.26      10.36      10.69      11.65      14.99      24.54</w:t>
+        <w:t xml:space="preserve">  cost-optimal r=100                0.724     10.06     0.052      10.11      10.22      10.58      11.61      15.21      25.52</w:t>
       </w:r>
       <w:r>
         <w:br/>
@@ -54331,7 +54331,7 @@
         <w:rPr>
           <w:rStyle w:val="VerbatimChar"/>
         </w:rPr>
-        <w:t xml:space="preserve">  cost-optimal r=300                0.883     14.27     0.024      14.29      14.34      14.51      15.00      16.70      21.57</w:t>
+        <w:t xml:space="preserve">  cost-optimal r=300                0.888     14.44     0.025      14.46      14.51      14.69      15.19      16.93      21.90</w:t>
       </w:r>
       <w:r>
         <w:br/>
@@ -54340,7 +54340,7 @@
         <w:rPr>
           <w:rStyle w:val="VerbatimChar"/>
         </w:rPr>
-        <w:t xml:space="preserve">  break-even r (0.9-oracle vs vendor): 87.5</w:t>
+        <w:t xml:space="preserve">  break-even r (0.9-oracle vs vendor): 87.8</w:t>
       </w:r>
       <w:r>
         <w:br/>
@@ -54349,7 +54349,7 @@
         <w:rPr>
           <w:rStyle w:val="VerbatimChar"/>
         </w:rPr>
-        <w:t xml:space="preserve">  break-even r (0.9-oracle vs farmer-tuned): 264.5</w:t>
+        <w:t xml:space="preserve">  break-even r (0.9-oracle vs farmer-tuned): 256.9</w:t>
       </w:r>
       <w:r>
         <w:br/>
@@ -54358,7 +54358,7 @@
         <w:rPr>
           <w:rStyle w:val="VerbatimChar"/>
         </w:rPr>
-        <w:t xml:space="preserve">  gap tolerance tau = 2 cm: overlap saved 0.45 pp (margin lowered by tau/2)</w:t>
+        <w:t xml:space="preserve">  gap tolerance tau = 2 cm: overlap saved 0.43 pp (margin lowered by tau/2)</w:t>
       </w:r>
       <w:r>
         <w:br/>
@@ -54367,7 +54367,7 @@
         <w:rPr>
           <w:rStyle w:val="VerbatimChar"/>
         </w:rPr>
-        <w:t xml:space="preserve">  gap tolerance tau = 5 cm: overlap saved 1.08 pp (margin lowered by tau/2)</w:t>
+        <w:t xml:space="preserve">  gap tolerance tau = 5 cm: overlap saved 1.05 pp (margin lowered by tau/2)</w:t>
       </w:r>
       <w:r>
         <w:br/>
@@ -54376,7 +54376,7 @@
         <w:rPr>
           <w:rStyle w:val="VerbatimChar"/>
         </w:rPr>
-        <w:t xml:space="preserve">  gap tolerance tau = 10 cm: overlap saved 1.99 pp (margin lowered by tau/2)</w:t>
+        <w:t xml:space="preserve">  gap tolerance tau = 10 cm: overlap saved 1.97 pp (margin lowered by tau/2)</w:t>
       </w:r>
     </w:p>
     <w:bookmarkEnd w:id="51"/>
@@ -54626,7 +54626,7 @@
               <w:jc w:val="left"/>
             </w:pPr>
             <w:r>
-              <w:t xml:space="preserve">Field-edge terms (Theorem 3(b))</w:t>
+              <w:t xml:space="preserve">Field-edge terms (Theorem A2(b))</w:t>
             </w:r>
           </w:p>
         </w:tc>
@@ -54816,7 +54816,7 @@
               <w:jc w:val="left"/>
             </w:pPr>
             <w:r>
-              <w:t xml:space="preserve">Information limit (oracle pivot), Proposition 8</w:t>
+              <w:t xml:space="preserve">Information limit (oracle pivot), Proposition 4</w:t>
             </w:r>
           </w:p>
         </w:tc>

--- a/docs/paper/supplementary.docx
+++ b/docs/paper/supplementary.docx
@@ -17970,6 +17970,80 @@
           <w:i/>
         </w:rPr>
         <w:t xml:space="preserve">/sim): without edges mean −0.040, sd 0.108; with edges mean +0.008, sd 0.106. On 4 R1 fields: +0.003 / 0.048 → +0.004 / 0.048; on 4 R2 fields: +0.009 / 0.046 → +0.018 / 0.047 (results/lowdata_v3/check_boundary_R1_R2.txt). The edge terms raise the prediction most on fields with few passes (e.g. 7–13 passes), where the boundary is a larger share of the field.</w:t>
+      </w:r>
+    </w:p>
+    <w:p>
+      <w:pPr>
+        <w:pStyle w:val="BodyText"/>
+      </w:pPr>
+      <w:r>
+        <w:rPr>
+          <w:bCs/>
+          <w:b/>
+        </w:rPr>
+        <w:t xml:space="preserve">Out-of-sample check (revision, RV6).</w:t>
+      </w:r>
+      <w:r>
+        <w:t xml:space="preserve"> </w:t>
+      </w:r>
+      <w:r>
+        <w:t xml:space="preserve">The final version was then computed without change on the other 30 R3 test fields (E-low v2;</w:t>
+      </w:r>
+      <w:r>
+        <w:t xml:space="preserve"> </w:t>
+      </w:r>
+      <w:r>
+        <w:rPr>
+          <w:rStyle w:val="VerbatimChar"/>
+        </w:rPr>
+        <w:t xml:space="preserve">results/revision/rv6_edges_R3.txt</w:t>
+      </w:r>
+      <w:r>
+        <w:t xml:space="preserve">). log(</w:t>
+      </w:r>
+      <m:oMath>
+        <m:r>
+          <m:t>q</m:t>
+        </m:r>
+      </m:oMath>
+      <w:r>
+        <w:t xml:space="preserve">/sim): without edges mean −0.057, sd 0.089; with edges mean +0.009, sd 0.106; over all 45 fields −0.052 / 0.097 → +0.009 / 0.107. The edge terms therefore remove the level bias out of sample but add scatter, mostly on seven fields with 7–19 passes where they raise the prediction by 10–24% although the version without edges was already close to the simulation (fields 232, 2, 155, 102, 1, 132, 96) and on a few long fields where the simulation exceeds both versions (fields 228 and 120). CPU time with the edge terms: median 271 s, range 129–2356 s per field. Experiments B5 and C1 were first resampled while only the 15 development fields had edge terms; Tables 6 and 7 of the manuscript and Tables S26–S27 report the rerun with all 45 fields (</w:t>
+      </w:r>
+      <w:r>
+        <w:rPr>
+          <w:rStyle w:val="VerbatimChar"/>
+        </w:rPr>
+        <w:t xml:space="preserve">*_edges45.txt</w:t>
+      </w:r>
+      <w:r>
+        <w:t xml:space="preserve">); the first run is kept in</w:t>
+      </w:r>
+      <w:r>
+        <w:t xml:space="preserve"> </w:t>
+      </w:r>
+      <w:r>
+        <w:rPr>
+          <w:rStyle w:val="VerbatimChar"/>
+        </w:rPr>
+        <w:t xml:space="preserve">rv2_resampling.txt</w:t>
+      </w:r>
+      <w:r>
+        <w:t xml:space="preserve"> </w:t>
+      </w:r>
+      <w:r>
+        <w:t xml:space="preserve">and</w:t>
+      </w:r>
+      <w:r>
+        <w:t xml:space="preserve"> </w:t>
+      </w:r>
+      <w:r>
+        <w:rPr>
+          <w:rStyle w:val="VerbatimChar"/>
+        </w:rPr>
+        <w:t xml:space="preserve">rv4_mismatch.txt</w:t>
+      </w:r>
+      <w:r>
+        <w:t xml:space="preserve">.</w:t>
       </w:r>
     </w:p>
     <w:p>
@@ -49611,6 +49685,51 @@
       <w:r>
         <w:t xml:space="preserve">Columns: pivot, rule, overall coverage (marginal: mean; PAC: fraction of replicates with coverage ≥ 0.9), validity criterion, refusal rate, coverage per configuration (R1, R2, R3), mean excess overlap over deployed fields and with the cap for refused fields (pp).</w:t>
       </w:r>
+      <w:r>
+        <w:t xml:space="preserve"> </w:t>
+      </w:r>
+      <w:r>
+        <w:t xml:space="preserve">“</w:t>
+      </w:r>
+      <w:r>
+        <w:t xml:space="preserve">theory</w:t>
+      </w:r>
+      <w:r>
+        <w:t xml:space="preserve">”</w:t>
+      </w:r>
+      <w:r>
+        <w:t xml:space="preserve"> </w:t>
+      </w:r>
+      <w:r>
+        <w:t xml:space="preserve">is XCE-T without and</w:t>
+      </w:r>
+      <w:r>
+        <w:t xml:space="preserve"> </w:t>
+      </w:r>
+      <w:r>
+        <w:t xml:space="preserve">“</w:t>
+      </w:r>
+      <w:r>
+        <w:t xml:space="preserve">theory+edges</w:t>
+      </w:r>
+      <w:r>
+        <w:t xml:space="preserve">”</w:t>
+      </w:r>
+      <w:r>
+        <w:t xml:space="preserve"> </w:t>
+      </w:r>
+      <w:r>
+        <w:t xml:space="preserve">XCE-T with the field-edge terms on all 45 R3 fields (</w:t>
+      </w:r>
+      <w:r>
+        <w:rPr>
+          <w:rStyle w:val="VerbatimChar"/>
+        </w:rPr>
+        <w:t xml:space="preserve">results/revision/rv2_resampling_edges45.txt</w:t>
+      </w:r>
+      <w:r>
+        <w:t xml:space="preserve">).</w:t>
+      </w:r>
     </w:p>
     <w:p>
       <w:pPr>
@@ -49665,7 +49784,7 @@
         <w:rPr>
           <w:rStyle w:val="VerbatimChar"/>
         </w:rPr>
-        <w:t xml:space="preserve">  theory+edges       marginal   0.9251  PASS  0.000    0.931    0.936    0.908       +3.05       +3.05</w:t>
+        <w:t xml:space="preserve">  theory+edges       marginal   0.9247  PASS  0.000    0.927    0.931    0.917       +3.03       +3.03</w:t>
       </w:r>
       <w:r>
         <w:br/>
@@ -49737,7 +49856,7 @@
         <w:rPr>
           <w:rStyle w:val="VerbatimChar"/>
         </w:rPr>
-        <w:t xml:space="preserve">  theory+edges       PAC         0.932  PASS  0.000    0.939    0.948    0.882      +14.08      +14.08</w:t>
+        <w:t xml:space="preserve">  theory+edges       PAC         0.932  PASS  0.000    0.929    0.940    0.917      +13.69      +13.69</w:t>
       </w:r>
       <w:r>
         <w:br/>
@@ -49830,7 +49949,7 @@
         <w:rPr>
           <w:rStyle w:val="VerbatimChar"/>
         </w:rPr>
-        <w:t xml:space="preserve">  theory+edges       marginal   0.9029  PASS  0.000    0.907    0.913    0.889       +0.57       +0.57</w:t>
+        <w:t xml:space="preserve">  theory+edges       marginal   0.9025  PASS  0.000    0.901    0.907    0.899       +0.63       +0.63</w:t>
       </w:r>
       <w:r>
         <w:br/>
@@ -49902,7 +50021,7 @@
         <w:rPr>
           <w:rStyle w:val="VerbatimChar"/>
         </w:rPr>
-        <w:t xml:space="preserve">  theory+edges       PAC         0.947  PASS  0.000    0.956    0.966    0.864       +4.40       +4.40</w:t>
+        <w:t xml:space="preserve">  theory+edges       PAC         0.946  PASS  0.000    0.943    0.956    0.924       +4.36       +4.36</w:t>
       </w:r>
       <w:r>
         <w:br/>
@@ -49956,13 +50075,13 @@
         <w:t xml:space="preserve"> </w:t>
       </w:r>
       <w:r>
-        <w:t xml:space="preserve">P4.1 (overall validity of every non-refusing pivot in every variant): met in T2–T6; not met in T1 at 60 calibration fields (marginal mean coverage 0.892–0.895 against 0.895), where the deployed margin exceeded the reference margin on most RTK fields. P4.2 (model log-error standard deviation below 0.15 in every configuration and variant): not met in T1 (R1 0.210), T3 (R3 0.730) and T6 (R1 0.263, R2 0.158). P4.3 (mixed fleet, 25 calibration fields, marginal: model pivot excess below half of raw pooling and below the specification scale): met in T2, T4 and T5; not met in T1 (17.03 vs 25.87 pp for raw pooling), T3 (20.84 vs 15.60 pp for the specification scale) and T6 (63.65 vs 37.69 pp). P4.4 (CE-q marginal mean coverage ≥ 0.895 in every variant): not met in T1 with 100 runs (R1 0.893, R2 0.891); met elsewhere. Full output (</w:t>
+        <w:t xml:space="preserve">P4.1 (overall validity of every non-refusing pivot in every variant): met in T2–T6; not met in T1 at 60 calibration fields (marginal mean coverage 0.892–0.895 against 0.895), where the deployed margin exceeded the reference margin on most RTK fields. P4.2 (model log-error standard deviation below 0.15 in every configuration and variant): not met in T1 (R1 0.210), T3 (R3 0.736) and T6 (R1 0.263, R2 0.158). P4.3 (mixed fleet, 25 calibration fields, marginal: model pivot excess below half of raw pooling and below the specification scale): met in T2, T4 and T5; not met in T1 (17.84 vs 25.87 pp for raw pooling), T3 (20.06 vs 15.60 pp for the specification scale) and T6 (62.01 vs 37.69 pp). P4.4 (CE-q marginal mean coverage ≥ 0.895 in every variant): not met in T1 with 100 runs (R1 0.893, R2 0.891); met elsewhere. Full output (</w:t>
       </w:r>
       <w:r>
         <w:rPr>
           <w:rStyle w:val="VerbatimChar"/>
         </w:rPr>
-        <w:t xml:space="preserve">results/revision/rv4_mismatch.txt</w:t>
+        <w:t xml:space="preserve">results/revision/rv4_mismatch_edges45.txt</w:t>
       </w:r>
       <w:r>
         <w:t xml:space="preserve">):</w:t>
@@ -50066,7 +50185,7 @@
         <w:rPr>
           <w:rStyle w:val="VerbatimChar"/>
         </w:rPr>
-        <w:t xml:space="preserve">  R3 accuracy theory+edges : log(q/q_truth) mean -0.066 sd 0.089</w:t>
+        <w:t xml:space="preserve">  R3 accuracy theory+edges : log(q/q_truth) mean -0.021 sd 0.083</w:t>
       </w:r>
       <w:r>
         <w:br/>
@@ -50132,7 +50251,7 @@
         <w:rPr>
           <w:rStyle w:val="VerbatimChar"/>
         </w:rPr>
-        <w:t xml:space="preserve">  theory+edges       marginal   0.9191  PASS  0.000    0.877    0.896    0.986      +17.03      +17.03</w:t>
+        <w:t xml:space="preserve">  theory+edges       marginal   0.9191  PASS  0.000    0.876    0.895    0.987      +17.84      +17.84</w:t>
       </w:r>
       <w:r>
         <w:br/>
@@ -50177,7 +50296,7 @@
         <w:rPr>
           <w:rStyle w:val="VerbatimChar"/>
         </w:rPr>
-        <w:t xml:space="preserve">  theory+edges       PAC         0.905  PASS  0.000    0.809    0.827    1.000      +58.83      +58.83</w:t>
+        <w:t xml:space="preserve">  theory+edges       PAC         0.908  PASS  0.000    0.809    0.825    1.000      +60.45      +60.45</w:t>
       </w:r>
       <w:r>
         <w:br/>
@@ -50243,7 +50362,7 @@
         <w:rPr>
           <w:rStyle w:val="VerbatimChar"/>
         </w:rPr>
-        <w:t xml:space="preserve">  theory+edges       marginal   0.8948  FAIL  0.000    0.846    0.857    0.982       +1.79       +1.79</w:t>
+        <w:t xml:space="preserve">  theory+edges       marginal   0.8947  FAIL  0.000    0.845    0.856    0.984       +2.39       +2.39</w:t>
       </w:r>
       <w:r>
         <w:br/>
@@ -50288,7 +50407,7 @@
         <w:rPr>
           <w:rStyle w:val="VerbatimChar"/>
         </w:rPr>
-        <w:t xml:space="preserve">  theory+edges       PAC         0.908  PASS  0.000    0.728    0.782    1.000      +28.39      +28.39</w:t>
+        <w:t xml:space="preserve">  theory+edges       PAC         0.907  PASS  0.000    0.723    0.776    1.000      +29.30      +29.30</w:t>
       </w:r>
       <w:r>
         <w:br/>
@@ -50717,7 +50836,7 @@
         <w:rPr>
           <w:rStyle w:val="VerbatimChar"/>
         </w:rPr>
-        <w:t xml:space="preserve">  R3 accuracy theory+edges : log(q/q_truth) mean +0.040 sd 0.105</w:t>
+        <w:t xml:space="preserve">  R3 accuracy theory+edges : log(q/q_truth) mean +0.085 sd 0.096</w:t>
       </w:r>
       <w:r>
         <w:br/>
@@ -50783,7 +50902,7 @@
         <w:rPr>
           <w:rStyle w:val="VerbatimChar"/>
         </w:rPr>
-        <w:t xml:space="preserve">  theory+edges       marginal   0.9239  PASS  0.000    0.964    0.970    0.838       +3.15       +3.15</w:t>
+        <w:t xml:space="preserve">  theory+edges       marginal   0.9237  PASS  0.000    0.959    0.966    0.846       +2.83       +2.83</w:t>
       </w:r>
       <w:r>
         <w:br/>
@@ -50828,7 +50947,7 @@
         <w:rPr>
           <w:rStyle w:val="VerbatimChar"/>
         </w:rPr>
-        <w:t xml:space="preserve">  theory+edges       PAC         0.937  PASS  0.000    0.993    0.994    0.663      +14.59      +14.59</w:t>
+        <w:t xml:space="preserve">  theory+edges       PAC         0.934  PASS  0.000    0.987    0.990    0.667      +13.81      +13.81</w:t>
       </w:r>
       <w:r>
         <w:br/>
@@ -50894,7 +51013,7 @@
         <w:rPr>
           <w:rStyle w:val="VerbatimChar"/>
         </w:rPr>
-        <w:t xml:space="preserve">  theory+edges       marginal   0.9034  PASS  0.000    0.953    0.961    0.797       +0.65       +0.65</w:t>
+        <w:t xml:space="preserve">  theory+edges       marginal   0.9033  PASS  0.000    0.947    0.955    0.808       +0.49       +0.49</w:t>
       </w:r>
       <w:r>
         <w:br/>
@@ -50939,7 +51058,7 @@
         <w:rPr>
           <w:rStyle w:val="VerbatimChar"/>
         </w:rPr>
-        <w:t xml:space="preserve">  theory+edges       PAC         0.940  PASS  0.000    0.999    1.000    0.458       +4.59       +4.59</w:t>
+        <w:t xml:space="preserve">  theory+edges       PAC         0.940  PASS  0.000    0.997    0.998    0.458       +4.14       +4.14</w:t>
       </w:r>
       <w:r>
         <w:br/>
@@ -51368,7 +51487,7 @@
         <w:rPr>
           <w:rStyle w:val="VerbatimChar"/>
         </w:rPr>
-        <w:t xml:space="preserve">  R3 accuracy theory+edges : log(q/q_truth) mean -1.031 sd 0.730</w:t>
+        <w:t xml:space="preserve">  R3 accuracy theory+edges : log(q/q_truth) mean -0.987 sd 0.736</w:t>
       </w:r>
       <w:r>
         <w:br/>
@@ -51434,7 +51553,7 @@
         <w:rPr>
           <w:rStyle w:val="VerbatimChar"/>
         </w:rPr>
-        <w:t xml:space="preserve">  theory+edges       marginal   0.9227  PASS  0.000    0.946    0.949    0.873      +20.84      +20.84</w:t>
+        <w:t xml:space="preserve">  theory+edges       marginal   0.9216  PASS  0.000    0.943    0.946    0.876      +20.06      +20.06</w:t>
       </w:r>
       <w:r>
         <w:br/>
@@ -51479,7 +51598,7 @@
         <w:rPr>
           <w:rStyle w:val="VerbatimChar"/>
         </w:rPr>
-        <w:t xml:space="preserve">  theory+edges       PAC         0.917  PASS  0.000    0.958    0.966    0.583     +107.35     +107.35</w:t>
+        <w:t xml:space="preserve">  theory+edges       PAC         0.911  PASS  0.000    0.950    0.958    0.585     +105.81     +105.81</w:t>
       </w:r>
       <w:r>
         <w:br/>
@@ -51545,7 +51664,7 @@
         <w:rPr>
           <w:rStyle w:val="VerbatimChar"/>
         </w:rPr>
-        <w:t xml:space="preserve">  theory+edges       marginal   0.9037  PASS  0.000    0.928    0.934    0.849      -18.00      -18.00</w:t>
+        <w:t xml:space="preserve">  theory+edges       marginal   0.9025  PASS  0.000    0.925    0.930    0.853      -18.07      -18.07</w:t>
       </w:r>
       <w:r>
         <w:br/>
@@ -51590,7 +51709,7 @@
         <w:rPr>
           <w:rStyle w:val="VerbatimChar"/>
         </w:rPr>
-        <w:t xml:space="preserve">  theory+edges       PAC         0.953  PASS  0.000    0.985    0.987    0.340      +50.88      +50.88</w:t>
+        <w:t xml:space="preserve">  theory+edges       PAC         0.952  PASS  0.000    0.981    0.984    0.344      +49.51      +49.51</w:t>
       </w:r>
       <w:r>
         <w:br/>
@@ -52019,7 +52138,7 @@
         <w:rPr>
           <w:rStyle w:val="VerbatimChar"/>
         </w:rPr>
-        <w:t xml:space="preserve">  R3 accuracy theory+edges : log(q/q_truth) mean -0.397 sd 0.093</w:t>
+        <w:t xml:space="preserve">  R3 accuracy theory+edges : log(q/q_truth) mean -0.353 sd 0.098</w:t>
       </w:r>
       <w:r>
         <w:br/>
@@ -52085,7 +52204,7 @@
         <w:rPr>
           <w:rStyle w:val="VerbatimChar"/>
         </w:rPr>
-        <w:t xml:space="preserve">  theory+edges       marginal   0.9227  PASS  0.000    0.963    0.970    0.836       +5.91       +5.91</w:t>
+        <w:t xml:space="preserve">  theory+edges       marginal   0.9220  PASS  0.000    0.958    0.965    0.843       +5.29       +5.29</w:t>
       </w:r>
       <w:r>
         <w:br/>
@@ -52130,7 +52249,7 @@
         <w:rPr>
           <w:rStyle w:val="VerbatimChar"/>
         </w:rPr>
-        <w:t xml:space="preserve">  theory+edges       PAC         0.920  PASS  0.000    0.984    0.989    0.623      +28.53      +28.53</w:t>
+        <w:t xml:space="preserve">  theory+edges       PAC         0.915  PASS  0.000    0.976    0.985    0.646      +27.41      +27.41</w:t>
       </w:r>
       <w:r>
         <w:br/>
@@ -52196,7 +52315,7 @@
         <w:rPr>
           <w:rStyle w:val="VerbatimChar"/>
         </w:rPr>
-        <w:t xml:space="preserve">  theory+edges       marginal   0.9014  PASS  0.000    0.952    0.960    0.793       +1.01       +1.01</w:t>
+        <w:t xml:space="preserve">  theory+edges       marginal   0.9005  PASS  0.000    0.945    0.954    0.803       +0.69       +0.69</w:t>
       </w:r>
       <w:r>
         <w:br/>
@@ -52241,7 +52360,7 @@
         <w:rPr>
           <w:rStyle w:val="VerbatimChar"/>
         </w:rPr>
-        <w:t xml:space="preserve">  theory+edges       PAC         0.940  PASS  0.000    0.999    1.000    0.391       +8.22       +8.22</w:t>
+        <w:t xml:space="preserve">  theory+edges       PAC         0.936  PASS  0.000    0.998    1.000    0.410       +7.44       +7.44</w:t>
       </w:r>
       <w:r>
         <w:br/>
@@ -52670,7 +52789,7 @@
         <w:rPr>
           <w:rStyle w:val="VerbatimChar"/>
         </w:rPr>
-        <w:t xml:space="preserve">  R3 accuracy theory+edges : log(q/q_truth) mean -0.025 sd 0.087</w:t>
+        <w:t xml:space="preserve">  R3 accuracy theory+edges : log(q/q_truth) mean +0.019 sd 0.078</w:t>
       </w:r>
       <w:r>
         <w:br/>
@@ -52736,7 +52855,7 @@
         <w:rPr>
           <w:rStyle w:val="VerbatimChar"/>
         </w:rPr>
-        <w:t xml:space="preserve">  theory+edges       marginal   0.9239  PASS  0.000    0.926    0.931    0.915       +2.76       +2.76</w:t>
+        <w:t xml:space="preserve">  theory+edges       marginal   0.9234  PASS  0.000    0.921    0.926    0.923       +2.74       +2.74</w:t>
       </w:r>
       <w:r>
         <w:br/>
@@ -52781,7 +52900,7 @@
         <w:rPr>
           <w:rStyle w:val="VerbatimChar"/>
         </w:rPr>
-        <w:t xml:space="preserve">  theory+edges       PAC         0.928  PASS  0.000    0.927    0.935    0.904      +13.20      +13.20</w:t>
+        <w:t xml:space="preserve">  theory+edges       PAC         0.923  PASS  0.000    0.913    0.920    0.943      +12.78      +12.78</w:t>
       </w:r>
       <w:r>
         <w:br/>
@@ -52847,7 +52966,7 @@
         <w:rPr>
           <w:rStyle w:val="VerbatimChar"/>
         </w:rPr>
-        <w:t xml:space="preserve">  theory+edges       marginal   0.9029  PASS  0.000    0.903    0.908    0.897       +0.49       +0.49</w:t>
+        <w:t xml:space="preserve">  theory+edges       marginal   0.9024  PASS  0.000    0.897    0.902    0.908       +0.56       +0.56</w:t>
       </w:r>
       <w:r>
         <w:br/>
@@ -52892,7 +53011,7 @@
         <w:rPr>
           <w:rStyle w:val="VerbatimChar"/>
         </w:rPr>
-        <w:t xml:space="preserve">  theory+edges       PAC         0.955  PASS  0.000    0.956    0.961    0.924       +4.31       +4.31</w:t>
+        <w:t xml:space="preserve">  theory+edges       PAC         0.951  PASS  0.000    0.939    0.949    0.967       +4.26       +4.26</w:t>
       </w:r>
       <w:r>
         <w:br/>
@@ -53321,7 +53440,7 @@
         <w:rPr>
           <w:rStyle w:val="VerbatimChar"/>
         </w:rPr>
-        <w:t xml:space="preserve">  R3 accuracy theory+edges : log(q/q_truth) mean -1.864 sd 0.115</w:t>
+        <w:t xml:space="preserve">  R3 accuracy theory+edges : log(q/q_truth) mean -1.820 sd 0.119</w:t>
       </w:r>
       <w:r>
         <w:br/>
@@ -53387,7 +53506,7 @@
         <w:rPr>
           <w:rStyle w:val="VerbatimChar"/>
         </w:rPr>
-        <w:t xml:space="preserve">  theory+edges       marginal   0.9314  PASS  0.000    0.970    0.979    0.841      +63.65      +63.65</w:t>
+        <w:t xml:space="preserve">  theory+edges       marginal   0.9311  PASS  0.000    0.968    0.978    0.842      +62.01      +62.01</w:t>
       </w:r>
       <w:r>
         <w:br/>
@@ -53432,7 +53551,7 @@
         <w:rPr>
           <w:rStyle w:val="VerbatimChar"/>
         </w:rPr>
-        <w:t xml:space="preserve">  theory+edges       PAC         0.913  PASS  0.000    0.980    0.985    0.761     +131.15     +131.15</w:t>
+        <w:t xml:space="preserve">  theory+edges       PAC         0.913  PASS  0.000    0.979    0.984    0.765     +129.69     +129.69</w:t>
       </w:r>
       <w:r>
         <w:br/>
@@ -53498,7 +53617,7 @@
         <w:rPr>
           <w:rStyle w:val="VerbatimChar"/>
         </w:rPr>
-        <w:t xml:space="preserve">  theory+edges       marginal   0.9049  PASS  0.000    0.958    0.971    0.778      +14.59      +14.59</w:t>
+        <w:t xml:space="preserve">  theory+edges       marginal   0.9050  PASS  0.000    0.957    0.970    0.780      +14.09      +14.09</w:t>
       </w:r>
       <w:r>
         <w:br/>
@@ -53543,7 +53662,7 @@
         <w:rPr>
           <w:rStyle w:val="VerbatimChar"/>
         </w:rPr>
-        <w:t xml:space="preserve">  theory+edges       PAC         0.943  PASS  0.000    0.999    0.999    0.683     +113.38     +113.38</w:t>
+        <w:t xml:space="preserve">  theory+edges       PAC         0.945  PASS  0.000    0.999    0.999    0.683     +111.48     +111.48</w:t>
       </w:r>
       <w:r>
         <w:br/>
@@ -55894,6 +56013,11 @@
   <w:style w:default="1" w:styleId="Normal" w:type="paragraph">
     <w:name w:val="Normal"/>
     <w:qFormat/>
+    <w:rPr>
+      <w:rFonts w:ascii="Times New Roman" w:cs="Times New Roman" w:eastAsia="Times New Roman" w:hAnsi="Times New Roman"/>
+      <w:color w:val="000000"/>
+      <w:sz w:val="24"/>
+    </w:rPr>
   </w:style>
   <w:style w:styleId="BodyText" w:type="paragraph">
     <w:name w:val="Body Text"/>
@@ -55903,12 +56027,22 @@
       <w:spacing w:after="180" w:before="180"/>
     </w:pPr>
     <w:qFormat/>
+    <w:rPr>
+      <w:rFonts w:ascii="Times New Roman" w:cs="Times New Roman" w:eastAsia="Times New Roman" w:hAnsi="Times New Roman"/>
+      <w:color w:val="000000"/>
+      <w:sz w:val="24"/>
+    </w:rPr>
   </w:style>
   <w:style w:customStyle="1" w:styleId="FirstParagraph" w:type="paragraph">
     <w:name w:val="First Paragraph"/>
     <w:basedOn w:val="BodyText"/>
     <w:next w:val="BodyText"/>
     <w:qFormat/>
+    <w:rPr>
+      <w:rFonts w:ascii="Times New Roman" w:cs="Times New Roman" w:eastAsia="Times New Roman" w:hAnsi="Times New Roman"/>
+      <w:color w:val="000000"/>
+      <w:sz w:val="24"/>
+    </w:rPr>
   </w:style>
   <w:style w:customStyle="1" w:styleId="Compact" w:type="paragraph">
     <w:name w:val="Compact"/>
@@ -55917,6 +56051,11 @@
     <w:pPr>
       <w:spacing w:after="36" w:before="36"/>
     </w:pPr>
+    <w:rPr>
+      <w:rFonts w:ascii="Times New Roman" w:cs="Times New Roman" w:eastAsia="Times New Roman" w:hAnsi="Times New Roman"/>
+      <w:color w:val="000000"/>
+      <w:sz w:val="24"/>
+    </w:rPr>
   </w:style>
   <w:style w:styleId="Title" w:type="paragraph">
     <w:name w:val="Title"/>
@@ -55930,11 +56069,12 @@
       <w:jc w:val="center"/>
     </w:pPr>
     <w:rPr>
-      <w:rFonts w:asciiTheme="majorHAnsi" w:cstheme="majorBidi" w:eastAsiaTheme="majorEastAsia" w:hAnsiTheme="majorHAnsi"/>
+      <w:rFonts w:ascii="Times New Roman" w:cs="Times New Roman" w:eastAsia="Times New Roman" w:hAnsi="Times New Roman"/>
       <w:b/>
       <w:bCs/>
-      <w:color w:themeColor="accent1" w:themeShade="B5" w:val="345A8A"/>
-      <w:sz w:val="36"/>
+      <w:i w:val="0"/>
+      <w:color w:val="000000"/>
+      <w:sz w:val="32"/>
       <w:szCs w:val="36"/>
     </w:rPr>
   </w:style>
@@ -55950,7 +56090,11 @@
       <w:jc w:val="center"/>
     </w:pPr>
     <w:rPr>
-      <w:sz w:val="30"/>
+      <w:rFonts w:ascii="Times New Roman" w:cs="Times New Roman" w:eastAsia="Times New Roman" w:hAnsi="Times New Roman"/>
+      <w:b/>
+      <w:i w:val="0"/>
+      <w:color w:val="000000"/>
+      <w:sz w:val="24"/>
       <w:szCs w:val="30"/>
     </w:rPr>
   </w:style>
@@ -55963,6 +56107,10 @@
       <w:keepLines/>
       <w:jc w:val="center"/>
     </w:pPr>
+    <w:rPr>
+      <w:rFonts w:ascii="Times New Roman" w:cs="Times New Roman" w:eastAsia="Times New Roman" w:hAnsi="Times New Roman"/>
+      <w:color w:val="000000"/>
+    </w:rPr>
   </w:style>
   <w:style w:styleId="Date" w:type="paragraph">
     <w:name w:val="Date"/>
@@ -55973,6 +56121,10 @@
       <w:keepLines/>
       <w:jc w:val="center"/>
     </w:pPr>
+    <w:rPr>
+      <w:rFonts w:ascii="Times New Roman" w:cs="Times New Roman" w:eastAsia="Times New Roman" w:hAnsi="Times New Roman"/>
+      <w:color w:val="000000"/>
+    </w:rPr>
   </w:style>
   <w:style w:customStyle="1" w:styleId="AbstractTitle" w:type="paragraph">
     <w:name w:val="Abstract Title"/>
@@ -55986,11 +56138,11 @@
       <w:spacing w:after="0" w:before="300"/>
     </w:pPr>
     <w:rPr>
+      <w:color w:val="000000"/>
       <w:sz w:val="20"/>
       <w:szCs w:val="20"/>
+      <w:rFonts w:ascii="Times New Roman" w:cs="Times New Roman" w:eastAsia="Times New Roman" w:hAnsi="Times New Roman"/>
       <w:b/>
-      <w:color w:val="345A8A"/>
-      &gt;
     </w:rPr>
   </w:style>
   <w:style w:customStyle="1" w:styleId="Abstract" w:type="paragraph">
@@ -56004,7 +56156,9 @@
       <w:spacing w:after="300" w:before="100"/>
     </w:pPr>
     <w:rPr>
-      <w:sz w:val="20"/>
+      <w:rFonts w:ascii="Times New Roman" w:cs="Times New Roman" w:eastAsia="Times New Roman" w:hAnsi="Times New Roman"/>
+      <w:color w:val="000000"/>
+      <w:sz w:val="24"/>
       <w:szCs w:val="20"/>
     </w:rPr>
   </w:style>
@@ -56014,7 +56168,10 @@
     <w:next w:val="Bibliography"/>
     <w:qFormat/>
     <w:pPr/>
-    <w:rPr/>
+    <w:rPr>
+      <w:rFonts w:ascii="Times New Roman" w:cs="Times New Roman" w:eastAsia="Times New Roman" w:hAnsi="Times New Roman"/>
+      <w:color w:val="000000"/>
+    </w:rPr>
   </w:style>
   <w:style w:styleId="Heading1" w:type="paragraph">
     <w:name w:val="Heading 1"/>
@@ -56029,11 +56186,12 @@
       <w:outlineLvl w:val="0"/>
     </w:pPr>
     <w:rPr>
-      <w:rFonts w:asciiTheme="majorHAnsi" w:cstheme="majorBidi" w:eastAsiaTheme="majorEastAsia" w:hAnsiTheme="majorHAnsi"/>
+      <w:rFonts w:ascii="Times New Roman" w:cs="Times New Roman" w:eastAsia="Times New Roman" w:hAnsi="Times New Roman"/>
       <w:b/>
       <w:bCs/>
-      <w:color w:themeColor="accent1" w:val="4F81BD"/>
-      <w:sz w:val="32"/>
+      <w:i w:val="0"/>
+      <w:color w:val="000000"/>
+      <w:sz w:val="28"/>
       <w:szCs w:val="32"/>
     </w:rPr>
   </w:style>
@@ -56051,11 +56209,12 @@
       <w:outlineLvl w:val="1"/>
     </w:pPr>
     <w:rPr>
-      <w:rFonts w:asciiTheme="majorHAnsi" w:cstheme="majorBidi" w:eastAsiaTheme="majorEastAsia" w:hAnsiTheme="majorHAnsi"/>
+      <w:rFonts w:ascii="Times New Roman" w:cs="Times New Roman" w:eastAsia="Times New Roman" w:hAnsi="Times New Roman"/>
       <w:b/>
       <w:bCs/>
-      <w:color w:themeColor="accent1" w:val="4F81BD"/>
-      <w:sz w:val="28"/>
+      <w:i w:val="0"/>
+      <w:color w:val="000000"/>
+      <w:sz w:val="24"/>
       <w:szCs w:val="28"/>
     </w:rPr>
   </w:style>
@@ -56073,10 +56232,11 @@
       <w:outlineLvl w:val="2"/>
     </w:pPr>
     <w:rPr>
-      <w:rFonts w:asciiTheme="majorHAnsi" w:cstheme="majorBidi" w:eastAsiaTheme="majorEastAsia" w:hAnsiTheme="majorHAnsi"/>
+      <w:rFonts w:ascii="Times New Roman" w:cs="Times New Roman" w:eastAsia="Times New Roman" w:hAnsi="Times New Roman"/>
       <w:b/>
       <w:bCs/>
-      <w:color w:themeColor="accent1" w:val="4F81BD"/>
+      <w:i/>
+      <w:color w:val="000000"/>
       <w:sz w:val="24"/>
       <w:szCs w:val="24"/>
     </w:rPr>
@@ -56095,10 +56255,11 @@
       <w:outlineLvl w:val="3"/>
     </w:pPr>
     <w:rPr>
-      <w:rFonts w:asciiTheme="majorHAnsi" w:cstheme="majorBidi" w:eastAsiaTheme="majorEastAsia" w:hAnsiTheme="majorHAnsi"/>
+      <w:rFonts w:ascii="Times New Roman" w:cs="Times New Roman" w:eastAsia="Times New Roman" w:hAnsi="Times New Roman"/>
       <w:i/>
+      <w:b/>
       <w:bCs/>
-      <w:color w:themeColor="accent1" w:val="4F81BD"/>
+      <w:color w:val="000000"/>
       <w:sz w:val="24"/>
       <w:szCs w:val="24"/>
     </w:rPr>
@@ -56117,9 +56278,11 @@
       <w:outlineLvl w:val="4"/>
     </w:pPr>
     <w:rPr>
-      <w:rFonts w:asciiTheme="majorHAnsi" w:cstheme="majorBidi" w:eastAsiaTheme="majorEastAsia" w:hAnsiTheme="majorHAnsi"/>
+      <w:rFonts w:ascii="Times New Roman" w:cs="Times New Roman" w:eastAsia="Times New Roman" w:hAnsi="Times New Roman"/>
+      <w:b/>
+      <w:i w:val="0"/>
       <w:iCs/>
-      <w:color w:themeColor="accent1" w:val="4F81BD"/>
+      <w:color w:val="000000"/>
       <w:sz w:val="24"/>
       <w:szCs w:val="24"/>
     </w:rPr>
@@ -56138,8 +56301,10 @@
       <w:outlineLvl w:val="5"/>
     </w:pPr>
     <w:rPr>
-      <w:rFonts w:asciiTheme="majorHAnsi" w:cstheme="majorBidi" w:eastAsiaTheme="majorEastAsia" w:hAnsiTheme="majorHAnsi"/>
-      <w:color w:themeColor="accent1" w:val="4F81BD"/>
+      <w:rFonts w:ascii="Times New Roman" w:cs="Times New Roman" w:eastAsia="Times New Roman" w:hAnsi="Times New Roman"/>
+      <w:b/>
+      <w:i w:val="0"/>
+      <w:color w:val="000000"/>
       <w:sz w:val="24"/>
       <w:szCs w:val="24"/>
     </w:rPr>
@@ -56158,8 +56323,8 @@
       <w:outlineLvl w:val="6"/>
     </w:pPr>
     <w:rPr>
-      <w:rFonts w:asciiTheme="majorHAnsi" w:cstheme="majorBidi" w:eastAsiaTheme="majorEastAsia" w:hAnsiTheme="majorHAnsi"/>
-      <w:color w:themeColor="accent1" w:val="4F81BD"/>
+      <w:rFonts w:ascii="Times New Roman" w:cs="Times New Roman" w:eastAsia="Times New Roman" w:hAnsi="Times New Roman"/>
+      <w:color w:val="000000"/>
       <w:sz w:val="24"/>
       <w:szCs w:val="24"/>
     </w:rPr>
@@ -56178,8 +56343,8 @@
       <w:outlineLvl w:val="7"/>
     </w:pPr>
     <w:rPr>
-      <w:rFonts w:asciiTheme="majorHAnsi" w:cstheme="majorBidi" w:eastAsiaTheme="majorEastAsia" w:hAnsiTheme="majorHAnsi"/>
-      <w:color w:themeColor="accent1" w:val="4F81BD"/>
+      <w:rFonts w:ascii="Times New Roman" w:cs="Times New Roman" w:eastAsia="Times New Roman" w:hAnsi="Times New Roman"/>
+      <w:color w:val="000000"/>
       <w:sz w:val="24"/>
       <w:szCs w:val="24"/>
     </w:rPr>
@@ -56198,8 +56363,8 @@
       <w:outlineLvl w:val="8"/>
     </w:pPr>
     <w:rPr>
-      <w:rFonts w:asciiTheme="majorHAnsi" w:cstheme="majorBidi" w:eastAsiaTheme="majorEastAsia" w:hAnsiTheme="majorHAnsi"/>
-      <w:color w:themeColor="accent1" w:val="4F81BD"/>
+      <w:rFonts w:ascii="Times New Roman" w:cs="Times New Roman" w:eastAsia="Times New Roman" w:hAnsi="Times New Roman"/>
+      <w:color w:val="000000"/>
       <w:sz w:val="24"/>
       <w:szCs w:val="24"/>
     </w:rPr>
@@ -56215,6 +56380,11 @@
       <w:spacing w:after="100" w:before="100"/>
       <w:ind w:firstLine="0" w:left="480" w:right="480"/>
     </w:pPr>
+    <w:rPr>
+      <w:rFonts w:ascii="Times New Roman" w:cs="Times New Roman" w:eastAsia="Times New Roman" w:hAnsi="Times New Roman"/>
+      <w:color w:val="000000"/>
+      <w:sz w:val="24"/>
+    </w:rPr>
   </w:style>
   <w:style w:styleId="FootnoteText" w:type="paragraph">
     <w:name w:val="Footnote Text"/>
@@ -56223,11 +56393,19 @@
     <w:uiPriority w:val="9"/>
     <w:unhideWhenUsed/>
     <w:qFormat/>
+    <w:rPr>
+      <w:rFonts w:ascii="Times New Roman" w:cs="Times New Roman" w:eastAsia="Times New Roman" w:hAnsi="Times New Roman"/>
+      <w:color w:val="000000"/>
+    </w:rPr>
   </w:style>
   <w:style w:default="1" w:styleId="DefaultParagraphFont" w:type="character">
     <w:name w:val="Default Paragraph Font"/>
     <w:semiHidden/>
     <w:unhideWhenUsed/>
+    <w:rPr>
+      <w:rFonts w:ascii="Times New Roman" w:cs="Times New Roman" w:eastAsia="Times New Roman" w:hAnsi="Times New Roman"/>
+      <w:color w:val="000000"/>
+    </w:rPr>
   </w:style>
   <w:style w:default="1" w:styleId="Table" w:type="table">
     <w:name w:val="Table"/>
@@ -56235,6 +56413,10 @@
     <w:semiHidden/>
     <w:unhideWhenUsed/>
     <w:qFormat/>
+    <w:rPr>
+      <w:rFonts w:ascii="Times New Roman" w:cs="Times New Roman" w:eastAsia="Times New Roman" w:hAnsi="Times New Roman"/>
+      <w:color w:val="000000"/>
+    </w:rPr>
     <w:tblPr>
       <w:tblInd w:type="dxa" w:w="0"/>
       <w:tblCellMar>
@@ -56270,12 +56452,18 @@
       <w:spacing w:after="0"/>
     </w:pPr>
     <w:rPr>
+      <w:rFonts w:ascii="Times New Roman" w:cs="Times New Roman" w:eastAsia="Times New Roman" w:hAnsi="Times New Roman"/>
       <w:b/>
+      <w:color w:val="000000"/>
     </w:rPr>
   </w:style>
   <w:style w:customStyle="1" w:styleId="Definition" w:type="paragraph">
     <w:name w:val="Definition"/>
     <w:basedOn w:val="Normal"/>
+    <w:rPr>
+      <w:rFonts w:ascii="Times New Roman" w:cs="Times New Roman" w:eastAsia="Times New Roman" w:hAnsi="Times New Roman"/>
+      <w:color w:val="000000"/>
+    </w:rPr>
   </w:style>
   <w:style w:styleId="Caption" w:type="paragraph">
     <w:name w:val="Caption"/>
@@ -56285,7 +56473,10 @@
       <w:spacing w:after="120" w:before="0"/>
     </w:pPr>
     <w:rPr>
-      <w:i/>
+      <w:rFonts w:ascii="Times New Roman" w:cs="Times New Roman" w:eastAsia="Times New Roman" w:hAnsi="Times New Roman"/>
+      <w:i w:val="0"/>
+      <w:color w:val="000000"/>
+      <w:sz w:val="20"/>
     </w:rPr>
   </w:style>
   <w:style w:customStyle="1" w:styleId="TableCaption" w:type="paragraph">
@@ -56294,14 +56485,30 @@
     <w:pPr>
       <w:keepNext/>
     </w:pPr>
+    <w:rPr>
+      <w:rFonts w:ascii="Times New Roman" w:cs="Times New Roman" w:eastAsia="Times New Roman" w:hAnsi="Times New Roman"/>
+      <w:i w:val="0"/>
+      <w:color w:val="000000"/>
+      <w:sz w:val="20"/>
+    </w:rPr>
   </w:style>
   <w:style w:customStyle="1" w:styleId="ImageCaption" w:type="paragraph">
     <w:name w:val="Image Caption"/>
     <w:basedOn w:val="Caption"/>
+    <w:rPr>
+      <w:rFonts w:ascii="Times New Roman" w:cs="Times New Roman" w:eastAsia="Times New Roman" w:hAnsi="Times New Roman"/>
+      <w:i w:val="0"/>
+      <w:color w:val="000000"/>
+      <w:sz w:val="20"/>
+    </w:rPr>
   </w:style>
   <w:style w:customStyle="1" w:styleId="Figure" w:type="paragraph">
     <w:name w:val="Figure"/>
     <w:basedOn w:val="Normal"/>
+    <w:rPr>
+      <w:rFonts w:ascii="Times New Roman" w:cs="Times New Roman" w:eastAsia="Times New Roman" w:hAnsi="Times New Roman"/>
+      <w:color w:val="000000"/>
+    </w:rPr>
   </w:style>
   <w:style w:customStyle="1" w:styleId="CaptionedFigure" w:type="paragraph">
     <w:name w:val="Captioned Figure"/>
@@ -56309,28 +56516,43 @@
     <w:pPr>
       <w:keepNext/>
     </w:pPr>
+    <w:rPr>
+      <w:rFonts w:ascii="Times New Roman" w:cs="Times New Roman" w:eastAsia="Times New Roman" w:hAnsi="Times New Roman"/>
+      <w:color w:val="000000"/>
+    </w:rPr>
   </w:style>
   <w:style w:customStyle="1" w:styleId="BodyTextChar" w:type="character">
     <w:name w:val="Body Text Char"/>
     <w:basedOn w:val="DefaultParagraphFont"/>
     <w:link w:val="BodyText"/>
+    <w:rPr>
+      <w:rFonts w:ascii="Times New Roman" w:cs="Times New Roman" w:eastAsia="Times New Roman" w:hAnsi="Times New Roman"/>
+      <w:color w:val="000000"/>
+    </w:rPr>
   </w:style>
   <w:style w:customStyle="1" w:styleId="VerbatimChar" w:type="character">
     <w:name w:val="Verbatim Char"/>
     <w:basedOn w:val="BodyTextChar"/>
     <w:rPr>
-      <w:rFonts w:ascii="Consolas" w:hAnsi="Consolas"/>
+      <w:rFonts w:ascii="Times New Roman" w:cs="Times New Roman" w:eastAsia="Times New Roman" w:hAnsi="Times New Roman"/>
+      <w:color w:val="000000"/>
       <w:sz w:val="22"/>
     </w:rPr>
   </w:style>
   <w:style w:customStyle="1" w:styleId="SectionNumber" w:type="character">
     <w:name w:val="Section Number"/>
     <w:basedOn w:val="BodyTextChar"/>
+    <w:rPr>
+      <w:rFonts w:ascii="Times New Roman" w:cs="Times New Roman" w:eastAsia="Times New Roman" w:hAnsi="Times New Roman"/>
+      <w:color w:val="000000"/>
+    </w:rPr>
   </w:style>
   <w:style w:styleId="FootnoteReference" w:type="character">
     <w:name w:val="Footnote Reference"/>
     <w:basedOn w:val="BodyTextChar"/>
     <w:rPr>
+      <w:rFonts w:ascii="Times New Roman" w:cs="Times New Roman" w:eastAsia="Times New Roman" w:hAnsi="Times New Roman"/>
+      <w:color w:val="000000"/>
       <w:vertAlign w:val="superscript"/>
     </w:rPr>
   </w:style>
@@ -56338,7 +56560,8 @@
     <w:name w:val="Hyperlink"/>
     <w:basedOn w:val="BodyTextChar"/>
     <w:rPr>
-      <w:color w:themeColor="accent1" w:val="4F81BD"/>
+      <w:rFonts w:ascii="Times New Roman" w:cs="Times New Roman" w:eastAsia="Times New Roman" w:hAnsi="Times New Roman"/>
+      <w:color w:val="000000"/>
     </w:rPr>
   </w:style>
   <w:style w:styleId="TOCHeading" w:type="paragraph">
@@ -56353,10 +56576,10 @@
       <w:outlineLvl w:val="9"/>
     </w:pPr>
     <w:rPr>
-      <w:rFonts w:asciiTheme="majorHAnsi" w:cstheme="majorBidi" w:eastAsiaTheme="majorEastAsia" w:hAnsiTheme="majorHAnsi"/>
+      <w:rFonts w:ascii="Times New Roman" w:cs="Times New Roman" w:eastAsia="Times New Roman" w:hAnsi="Times New Roman"/>
       <w:b w:val="0"/>
       <w:bCs w:val="0"/>
-      <w:color w:themeColor="accent1" w:themeShade="BF" w:val="365F91"/>
+      <w:color w:val="000000"/>
     </w:rPr>
   </w:style>
   <w:style w:type="paragraph" w:customStyle="1" w:styleId="SourceCode">
